--- a/REPORT_refactoring.docx
+++ b/REPORT_refactoring.docx
@@ -1684,7 +1684,7 @@
           <w:color w:val="000000"/>
           <w:sz w:val="28"/>
         </w:rPr>
-        <w:t>Проект передаётся локальным архивом. На GitHub он не опубликован, поэтому ссылка на удалённый Git-репозиторий отсутствует.</w:t>
+        <w:t>Проект опубликован на GitHub. Ссылка на репозиторий: https://github.com/2ranosov/Internet-magazin-nastolnyh-igr-Django-proekt</w:t>
       </w:r>
     </w:p>
     <w:sectPr>
